--- a/examples/Module 2 - Offer Blocker AI Prompt v6.docx
+++ b/examples/Module 2 - Offer Blocker AI Prompt v6.docx
@@ -1,6 +1,6 @@
 
 <file path=word/document.xml><?xml version="1.0" encoding="utf-8"?>
-<w:document xmlns:wpc="http://schemas.microsoft.com/office/word/2010/wordprocessingCanvas" xmlns:cx="http://schemas.microsoft.com/office/drawing/2014/chartex" xmlns:cx1="http://schemas.microsoft.com/office/drawing/2015/9/8/chartex" xmlns:cx2="http://schemas.microsoft.com/office/drawing/2015/10/21/chartex" xmlns:cx3="http://schemas.microsoft.com/office/drawing/2016/5/9/chartex" xmlns:cx4="http://schemas.microsoft.com/office/drawing/2016/5/10/chartex" xmlns:cx5="http://schemas.microsoft.com/office/drawing/2016/5/11/chartex" xmlns:cx6="http://schemas.microsoft.com/office/drawing/2016/5/12/chartex" xmlns:cx7="http://schemas.microsoft.com/office/drawing/2016/5/13/chartex" xmlns:cx8="http://schemas.microsoft.com/office/drawing/2016/5/14/chartex" xmlns:mc="http://schemas.openxmlformats.org/markup-compatibility/2006" xmlns:aink="http://schemas.microsoft.com/office/drawing/2016/ink" xmlns:am3d="http://schemas.microsoft.com/office/drawing/2017/model3d" xmlns:o="urn:schemas-microsoft-com:office:office" xmlns:oel="http://schemas.microsoft.com/office/2019/extlst" xmlns:r="http://schemas.openxmlformats.org/officeDocument/2006/relationships" xmlns:m="http://schemas.openxmlformats.org/officeDocument/2006/math" xmlns:v="urn:schemas-microsoft-com:vml" xmlns:wp14="http://schemas.microsoft.com/office/word/2010/wordprocessingDrawing" xmlns:wp="http://schemas.openxmlformats.org/drawingml/2006/wordprocessingDrawing" xmlns:w10="urn:schemas-microsoft-com:office:word" xmlns:w="http://schemas.openxmlformats.org/wordprocessingml/2006/main" xmlns:w14="http://schemas.microsoft.com/office/word/2010/wordml" xmlns:w15="http://schemas.microsoft.com/office/word/2012/wordml" xmlns:w16cex="http://schemas.microsoft.com/office/word/2018/wordml/cex" xmlns:w16cid="http://schemas.microsoft.com/office/word/2016/wordml/cid" xmlns:w16="http://schemas.microsoft.com/office/word/2018/wordml" xmlns:w16du="http://schemas.microsoft.com/office/word/2023/wordml/word16du" xmlns:w16sdtdh="http://schemas.microsoft.com/office/word/2020/wordml/sdtdatahash" xmlns:w16sdtfl="http://schemas.microsoft.com/office/word/2024/wordml/sdtformatlock" xmlns:w16se="http://schemas.microsoft.com/office/word/2015/wordml/symex" xmlns:wpg="http://schemas.microsoft.com/office/word/2010/wordprocessingGroup" xmlns:wpi="http://schemas.microsoft.com/office/word/2010/wordprocessingInk" xmlns:wne="http://schemas.microsoft.com/office/word/2006/wordml" xmlns:wps="http://schemas.microsoft.com/office/word/2010/wordprocessingShape" mc:Ignorable="w14 w15 w16se w16cid w16 w16cex w16sdtdh w16sdtfl w16du wp14">
+<w:document xmlns:wpc="http://schemas.microsoft.com/office/word/2010/wordprocessingCanvas" xmlns:cx="http://schemas.microsoft.com/office/drawing/2014/chartex" xmlns:cx1="http://schemas.microsoft.com/office/drawing/2015/9/8/chartex" xmlns:cx2="http://schemas.microsoft.com/office/drawing/2015/10/21/chartex" xmlns:cx3="http://schemas.microsoft.com/office/drawing/2016/5/9/chartex" xmlns:cx4="http://schemas.microsoft.com/office/drawing/2016/5/10/chartex" xmlns:cx5="http://schemas.microsoft.com/office/drawing/2016/5/11/chartex" xmlns:cx6="http://schemas.microsoft.com/office/drawing/2016/5/12/chartex" xmlns:cx7="http://schemas.microsoft.com/office/drawing/2016/5/13/chartex" xmlns:cx8="http://schemas.microsoft.com/office/drawing/2016/5/14/chartex" xmlns:mc="http://schemas.openxmlformats.org/markup-compatibility/2006" xmlns:m="http://schemas.openxmlformats.org/officeDocument/2006/math" xmlns:aink="http://schemas.microsoft.com/office/drawing/2016/ink" xmlns:am3d="http://schemas.microsoft.com/office/drawing/2017/model3d" xmlns:oel="http://schemas.microsoft.com/office/2019/extlst" xmlns:r="http://schemas.openxmlformats.org/officeDocument/2006/relationships" xmlns:wp14="http://schemas.microsoft.com/office/word/2010/wordprocessingDrawing" xmlns:wp="http://schemas.openxmlformats.org/drawingml/2006/wordprocessingDrawing" xmlns:wpg="http://schemas.microsoft.com/office/word/2010/wordprocessingGroup" xmlns:wpi="http://schemas.microsoft.com/office/word/2010/wordprocessingInk" xmlns:wps="http://schemas.microsoft.com/office/word/2010/wordprocessingShape" xmlns:o="urn:schemas-microsoft-com:office:office" xmlns:v="urn:schemas-microsoft-com:vml" xmlns:w10="urn:schemas-microsoft-com:office:word" xmlns:w="http://schemas.openxmlformats.org/wordprocessingml/2006/main" xmlns:w14="http://schemas.microsoft.com/office/word/2010/wordml" xmlns:w15="http://schemas.microsoft.com/office/word/2012/wordml" xmlns:w16cex="http://schemas.microsoft.com/office/word/2018/wordml/cex" xmlns:w16cid="http://schemas.microsoft.com/office/word/2016/wordml/cid" xmlns:w16="http://schemas.microsoft.com/office/word/2018/wordml" xmlns:w16sdtdh="http://schemas.microsoft.com/office/word/2020/wordml/sdtdatahash" xmlns:w16sdtfl="http://schemas.microsoft.com/office/word/2024/wordml/sdtformatlock" xmlns:w16se="http://schemas.microsoft.com/office/word/2015/wordml/symex" xmlns:w16du="http://schemas.microsoft.com/office/word/2023/wordml/word16du" xmlns:wne="http://schemas.microsoft.com/office/word/2006/wordml" mc:Ignorable="w14 w15 w16se w16cid w16 w16cex w16sdtdh w16sdtfl w16du wp14">
   <w:body>
     <w:p>
       <w:pPr>
@@ -5542,7 +5542,23 @@
           <w:rFonts w:eastAsia="Times New Roman"/>
           <w:color w:val="000000"/>
         </w:rPr>
-        <w:t xml:space="preserve"> offers fixed price instead and how the rate-lock works; customer says “okay, fixed works for me” and continues to </w:t>
+        <w:t xml:space="preserve"> offers fixed price instead and how the rate-lock works; customer </w:t>
+      </w:r>
+      <w:proofErr w:type="gramStart"/>
+      <w:r>
+        <w:rPr>
+          <w:rFonts w:eastAsia="Times New Roman"/>
+          <w:color w:val="000000"/>
+        </w:rPr>
+        <w:t>says</w:t>
+      </w:r>
+      <w:proofErr w:type="gramEnd"/>
+      <w:r>
+        <w:rPr>
+          <w:rFonts w:eastAsia="Times New Roman"/>
+          <w:color w:val="000000"/>
+        </w:rPr>
+        <w:t xml:space="preserve"> “okay, fixed works for me” and continues to </w:t>
       </w:r>
       <w:proofErr w:type="gramStart"/>
       <w:r>
@@ -5934,7 +5950,7 @@
 </file>
 
 <file path=word/numbering.xml><?xml version="1.0" encoding="utf-8"?>
-<w:numbering xmlns:wpc="http://schemas.microsoft.com/office/word/2010/wordprocessingCanvas" xmlns:cx="http://schemas.microsoft.com/office/drawing/2014/chartex" xmlns:cx1="http://schemas.microsoft.com/office/drawing/2015/9/8/chartex" xmlns:cx2="http://schemas.microsoft.com/office/drawing/2015/10/21/chartex" xmlns:cx3="http://schemas.microsoft.com/office/drawing/2016/5/9/chartex" xmlns:cx4="http://schemas.microsoft.com/office/drawing/2016/5/10/chartex" xmlns:cx5="http://schemas.microsoft.com/office/drawing/2016/5/11/chartex" xmlns:cx6="http://schemas.microsoft.com/office/drawing/2016/5/12/chartex" xmlns:cx7="http://schemas.microsoft.com/office/drawing/2016/5/13/chartex" xmlns:cx8="http://schemas.microsoft.com/office/drawing/2016/5/14/chartex" xmlns:mc="http://schemas.openxmlformats.org/markup-compatibility/2006" xmlns:aink="http://schemas.microsoft.com/office/drawing/2016/ink" xmlns:am3d="http://schemas.microsoft.com/office/drawing/2017/model3d" xmlns:o="urn:schemas-microsoft-com:office:office" xmlns:oel="http://schemas.microsoft.com/office/2019/extlst" xmlns:r="http://schemas.openxmlformats.org/officeDocument/2006/relationships" xmlns:m="http://schemas.openxmlformats.org/officeDocument/2006/math" xmlns:v="urn:schemas-microsoft-com:vml" xmlns:wp14="http://schemas.microsoft.com/office/word/2010/wordprocessingDrawing" xmlns:wp="http://schemas.openxmlformats.org/drawingml/2006/wordprocessingDrawing" xmlns:w10="urn:schemas-microsoft-com:office:word" xmlns:w="http://schemas.openxmlformats.org/wordprocessingml/2006/main" xmlns:w14="http://schemas.microsoft.com/office/word/2010/wordml" xmlns:w15="http://schemas.microsoft.com/office/word/2012/wordml" xmlns:w16cex="http://schemas.microsoft.com/office/word/2018/wordml/cex" xmlns:w16cid="http://schemas.microsoft.com/office/word/2016/wordml/cid" xmlns:w16="http://schemas.microsoft.com/office/word/2018/wordml" xmlns:w16du="http://schemas.microsoft.com/office/word/2023/wordml/word16du" xmlns:w16sdtdh="http://schemas.microsoft.com/office/word/2020/wordml/sdtdatahash" xmlns:w16sdtfl="http://schemas.microsoft.com/office/word/2024/wordml/sdtformatlock" xmlns:w16se="http://schemas.microsoft.com/office/word/2015/wordml/symex" xmlns:wpg="http://schemas.microsoft.com/office/word/2010/wordprocessingGroup" xmlns:wpi="http://schemas.microsoft.com/office/word/2010/wordprocessingInk" xmlns:wne="http://schemas.microsoft.com/office/word/2006/wordml" xmlns:wps="http://schemas.microsoft.com/office/word/2010/wordprocessingShape" mc:Ignorable="w14 w15 w16se w16cid w16 w16cex w16sdtdh w16sdtfl w16du wp14">
+<w:numbering xmlns:wpc="http://schemas.microsoft.com/office/word/2010/wordprocessingCanvas" xmlns:cx="http://schemas.microsoft.com/office/drawing/2014/chartex" xmlns:cx1="http://schemas.microsoft.com/office/drawing/2015/9/8/chartex" xmlns:cx2="http://schemas.microsoft.com/office/drawing/2015/10/21/chartex" xmlns:cx3="http://schemas.microsoft.com/office/drawing/2016/5/9/chartex" xmlns:cx4="http://schemas.microsoft.com/office/drawing/2016/5/10/chartex" xmlns:cx5="http://schemas.microsoft.com/office/drawing/2016/5/11/chartex" xmlns:cx6="http://schemas.microsoft.com/office/drawing/2016/5/12/chartex" xmlns:cx7="http://schemas.microsoft.com/office/drawing/2016/5/13/chartex" xmlns:cx8="http://schemas.microsoft.com/office/drawing/2016/5/14/chartex" xmlns:mc="http://schemas.openxmlformats.org/markup-compatibility/2006" xmlns:m="http://schemas.openxmlformats.org/officeDocument/2006/math" xmlns:aink="http://schemas.microsoft.com/office/drawing/2016/ink" xmlns:am3d="http://schemas.microsoft.com/office/drawing/2017/model3d" xmlns:oel="http://schemas.microsoft.com/office/2019/extlst" xmlns:r="http://schemas.openxmlformats.org/officeDocument/2006/relationships" xmlns:wp14="http://schemas.microsoft.com/office/word/2010/wordprocessingDrawing" xmlns:wp="http://schemas.openxmlformats.org/drawingml/2006/wordprocessingDrawing" xmlns:wpg="http://schemas.microsoft.com/office/word/2010/wordprocessingGroup" xmlns:wpi="http://schemas.microsoft.com/office/word/2010/wordprocessingInk" xmlns:wps="http://schemas.microsoft.com/office/word/2010/wordprocessingShape" xmlns:o="urn:schemas-microsoft-com:office:office" xmlns:v="urn:schemas-microsoft-com:vml" xmlns:w10="urn:schemas-microsoft-com:office:word" xmlns:w="http://schemas.openxmlformats.org/wordprocessingml/2006/main" xmlns:w14="http://schemas.microsoft.com/office/word/2010/wordml" xmlns:w15="http://schemas.microsoft.com/office/word/2012/wordml" xmlns:w16cex="http://schemas.microsoft.com/office/word/2018/wordml/cex" xmlns:w16cid="http://schemas.microsoft.com/office/word/2016/wordml/cid" xmlns:w16="http://schemas.microsoft.com/office/word/2018/wordml" xmlns:w16sdtdh="http://schemas.microsoft.com/office/word/2020/wordml/sdtdatahash" xmlns:w16sdtfl="http://schemas.microsoft.com/office/word/2024/wordml/sdtformatlock" xmlns:w16se="http://schemas.microsoft.com/office/word/2015/wordml/symex" xmlns:w16du="http://schemas.microsoft.com/office/word/2023/wordml/word16du" xmlns:wne="http://schemas.microsoft.com/office/word/2006/wordml" mc:Ignorable="w14 w15 w16se w16cid w16 w16cex w16sdtdh w16sdtfl w16du wp14">
   <w:abstractNum w:abstractNumId="0" w15:restartNumberingAfterBreak="0">
     <w:nsid w:val="052B79F1"/>
     <w:multiLevelType w:val="hybridMultilevel"/>
@@ -7895,7 +7911,7 @@
 </file>
 
 <file path=word/styles.xml><?xml version="1.0" encoding="utf-8"?>
-<w:styles xmlns:mc="http://schemas.openxmlformats.org/markup-compatibility/2006" xmlns:r="http://schemas.openxmlformats.org/officeDocument/2006/relationships" xmlns:w="http://schemas.openxmlformats.org/wordprocessingml/2006/main" xmlns:w14="http://schemas.microsoft.com/office/word/2010/wordml" xmlns:w15="http://schemas.microsoft.com/office/word/2012/wordml" xmlns:w16cex="http://schemas.microsoft.com/office/word/2018/wordml/cex" xmlns:w16cid="http://schemas.microsoft.com/office/word/2016/wordml/cid" xmlns:w16="http://schemas.microsoft.com/office/word/2018/wordml" xmlns:w16du="http://schemas.microsoft.com/office/word/2023/wordml/word16du" xmlns:w16sdtdh="http://schemas.microsoft.com/office/word/2020/wordml/sdtdatahash" xmlns:w16sdtfl="http://schemas.microsoft.com/office/word/2024/wordml/sdtformatlock" xmlns:w16se="http://schemas.microsoft.com/office/word/2015/wordml/symex" mc:Ignorable="w14 w15 w16se w16cid w16 w16cex w16sdtdh w16sdtfl w16du">
+<w:styles xmlns:mc="http://schemas.openxmlformats.org/markup-compatibility/2006" xmlns:r="http://schemas.openxmlformats.org/officeDocument/2006/relationships" xmlns:w="http://schemas.openxmlformats.org/wordprocessingml/2006/main" xmlns:w14="http://schemas.microsoft.com/office/word/2010/wordml" xmlns:w15="http://schemas.microsoft.com/office/word/2012/wordml" xmlns:w16cex="http://schemas.microsoft.com/office/word/2018/wordml/cex" xmlns:w16cid="http://schemas.microsoft.com/office/word/2016/wordml/cid" xmlns:w16="http://schemas.microsoft.com/office/word/2018/wordml" xmlns:w16sdtdh="http://schemas.microsoft.com/office/word/2020/wordml/sdtdatahash" xmlns:w16sdtfl="http://schemas.microsoft.com/office/word/2024/wordml/sdtformatlock" xmlns:w16se="http://schemas.microsoft.com/office/word/2015/wordml/symex" xmlns:w16du="http://schemas.microsoft.com/office/word/2023/wordml/word16du" mc:Ignorable="w14 w15 w16se w16cid w16 w16cex w16sdtdh w16sdtfl w16du">
   <w:docDefaults>
     <w:rPrDefault>
       <w:rPr>
@@ -9145,6 +9161,83 @@
 </file>
 
 <file path=customXml/item1.xml><?xml version="1.0" encoding="utf-8"?>
+<?mso-contentType ?>
+<spe:Receivers xmlns:spe="http://schemas.microsoft.com/sharepoint/events">
+  <Receiver>
+    <Name>Document ID Generator</Name>
+    <Synchronization>Synchronous</Synchronization>
+    <Type>10001</Type>
+    <SequenceNumber>1000</SequenceNumber>
+    <Url/>
+    <Assembly>Microsoft.Office.DocumentManagement, Version=16.0.0.0, Culture=neutral, PublicKeyToken=71e9bce111e9429c</Assembly>
+    <Class>Microsoft.Office.DocumentManagement.Internal.DocIdHandler</Class>
+    <Data/>
+    <Filter/>
+  </Receiver>
+  <Receiver>
+    <Name>Document ID Generator</Name>
+    <Synchronization>Synchronous</Synchronization>
+    <Type>10002</Type>
+    <SequenceNumber>1001</SequenceNumber>
+    <Url/>
+    <Assembly>Microsoft.Office.DocumentManagement, Version=16.0.0.0, Culture=neutral, PublicKeyToken=71e9bce111e9429c</Assembly>
+    <Class>Microsoft.Office.DocumentManagement.Internal.DocIdHandler</Class>
+    <Data/>
+    <Filter/>
+  </Receiver>
+  <Receiver>
+    <Name>Document ID Generator</Name>
+    <Synchronization>Synchronous</Synchronization>
+    <Type>10004</Type>
+    <SequenceNumber>1002</SequenceNumber>
+    <Url/>
+    <Assembly>Microsoft.Office.DocumentManagement, Version=16.0.0.0, Culture=neutral, PublicKeyToken=71e9bce111e9429c</Assembly>
+    <Class>Microsoft.Office.DocumentManagement.Internal.DocIdHandler</Class>
+    <Data/>
+    <Filter/>
+  </Receiver>
+  <Receiver>
+    <Name>Document ID Generator</Name>
+    <Synchronization>Synchronous</Synchronization>
+    <Type>10006</Type>
+    <SequenceNumber>1003</SequenceNumber>
+    <Url/>
+    <Assembly>Microsoft.Office.DocumentManagement, Version=16.0.0.0, Culture=neutral, PublicKeyToken=71e9bce111e9429c</Assembly>
+    <Class>Microsoft.Office.DocumentManagement.Internal.DocIdHandler</Class>
+    <Data/>
+    <Filter/>
+  </Receiver>
+</spe:Receivers>
+</file>
+
+<file path=customXml/item2.xml><?xml version="1.0" encoding="utf-8"?>
+<?mso-contentType ?>
+<FormTemplates xmlns="http://schemas.microsoft.com/sharepoint/v3/contenttype/forms">
+  <Display>DocumentLibraryForm</Display>
+  <Edit>DocumentLibraryForm</Edit>
+  <New>DocumentLibraryForm</New>
+</FormTemplates>
+</file>
+
+<file path=customXml/item3.xml><?xml version="1.0" encoding="utf-8"?>
+<p:properties xmlns:p="http://schemas.microsoft.com/office/2006/metadata/properties" xmlns:xsi="http://www.w3.org/2001/XMLSchema-instance" xmlns:pc="http://schemas.microsoft.com/office/infopath/2007/PartnerControls">
+  <documentManagement>
+    <_ip_UnifiedCompliancePolicyUIAction xmlns="http://schemas.microsoft.com/sharepoint/v3" xsi:nil="true"/>
+    <_ip_UnifiedCompliancePolicyProperties xmlns="http://schemas.microsoft.com/sharepoint/v3" xsi:nil="true"/>
+    <lcf76f155ced4ddcb4097134ff3c332f xmlns="29db925c-0366-464f-b520-8952c3f9517a">
+      <Terms xmlns="http://schemas.microsoft.com/office/infopath/2007/PartnerControls"/>
+    </lcf76f155ced4ddcb4097134ff3c332f>
+    <TaxCatchAll xmlns="465e85b0-2dca-4f91-be87-373a28f454a2" xsi:nil="true"/>
+    <_dlc_DocId xmlns="465e85b0-2dca-4f91-be87-373a28f454a2">5PTJJSXZ6JW7-871334852-21178</_dlc_DocId>
+    <_dlc_DocIdUrl xmlns="465e85b0-2dca-4f91-be87-373a28f454a2">
+      <Url>https://superiorplus.sharepoint.com/sites/SuperiorShareDocs/_layouts/15/DocIdRedir.aspx?ID=5PTJJSXZ6JW7-871334852-21178</Url>
+      <Description>5PTJJSXZ6JW7-871334852-21178</Description>
+    </_dlc_DocIdUrl>
+  </documentManagement>
+</p:properties>
+</file>
+
+<file path=customXml/item4.xml><?xml version="1.0" encoding="utf-8"?>
 <ct:contentTypeSchema xmlns:ct="http://schemas.microsoft.com/office/2006/metadata/contentType" xmlns:ma="http://schemas.microsoft.com/office/2006/metadata/properties/metaAttributes" ct:_="" ma:_="" ma:contentTypeName="Document" ma:contentTypeID="0x0101008E87C5BD8B09394E8AA62EF36B926EF8" ma:contentTypeVersion="17" ma:contentTypeDescription="Create a new document." ma:contentTypeScope="" ma:versionID="00077d8874c88bcf2ac3da56472b2e6a">
   <xsd:schema xmlns:xsd="http://www.w3.org/2001/XMLSchema" xmlns:xs="http://www.w3.org/2001/XMLSchema" xmlns:p="http://schemas.microsoft.com/office/2006/metadata/properties" xmlns:ns1="http://schemas.microsoft.com/sharepoint/v3" xmlns:ns2="465e85b0-2dca-4f91-be87-373a28f454a2" xmlns:ns3="29db925c-0366-464f-b520-8952c3f9517a" targetNamespace="http://schemas.microsoft.com/office/2006/metadata/properties" ma:root="true" ma:fieldsID="84046a19d86ea02ec726e99a684bd4eb" ns1:_="" ns2:_="" ns3:_="">
     <xsd:import namespace="http://schemas.microsoft.com/sharepoint/v3"/>
@@ -9421,100 +9514,15 @@
 </ct:contentTypeSchema>
 </file>
 
-<file path=customXml/item2.xml><?xml version="1.0" encoding="utf-8"?>
-<p:properties xmlns:p="http://schemas.microsoft.com/office/2006/metadata/properties" xmlns:xsi="http://www.w3.org/2001/XMLSchema-instance" xmlns:pc="http://schemas.microsoft.com/office/infopath/2007/PartnerControls">
-  <documentManagement>
-    <_ip_UnifiedCompliancePolicyUIAction xmlns="http://schemas.microsoft.com/sharepoint/v3" xsi:nil="true"/>
-    <_ip_UnifiedCompliancePolicyProperties xmlns="http://schemas.microsoft.com/sharepoint/v3" xsi:nil="true"/>
-    <lcf76f155ced4ddcb4097134ff3c332f xmlns="29db925c-0366-464f-b520-8952c3f9517a">
-      <Terms xmlns="http://schemas.microsoft.com/office/infopath/2007/PartnerControls"/>
-    </lcf76f155ced4ddcb4097134ff3c332f>
-    <TaxCatchAll xmlns="465e85b0-2dca-4f91-be87-373a28f454a2" xsi:nil="true"/>
-    <_dlc_DocId xmlns="465e85b0-2dca-4f91-be87-373a28f454a2">5PTJJSXZ6JW7-871334852-21178</_dlc_DocId>
-    <_dlc_DocIdUrl xmlns="465e85b0-2dca-4f91-be87-373a28f454a2">
-      <Url>https://superiorplus.sharepoint.com/sites/SuperiorShareDocs/_layouts/15/DocIdRedir.aspx?ID=5PTJJSXZ6JW7-871334852-21178</Url>
-      <Description>5PTJJSXZ6JW7-871334852-21178</Description>
-    </_dlc_DocIdUrl>
-  </documentManagement>
-</p:properties>
-</file>
-
-<file path=customXml/item3.xml><?xml version="1.0" encoding="utf-8"?>
-<?mso-contentType ?>
-<FormTemplates xmlns="http://schemas.microsoft.com/sharepoint/v3/contenttype/forms">
-  <Display>DocumentLibraryForm</Display>
-  <Edit>DocumentLibraryForm</Edit>
-  <New>DocumentLibraryForm</New>
-</FormTemplates>
-</file>
-
-<file path=customXml/item4.xml><?xml version="1.0" encoding="utf-8"?>
-<?mso-contentType ?>
-<spe:Receivers xmlns:spe="http://schemas.microsoft.com/sharepoint/events">
-  <Receiver>
-    <Name>Document ID Generator</Name>
-    <Synchronization>Synchronous</Synchronization>
-    <Type>10001</Type>
-    <SequenceNumber>1000</SequenceNumber>
-    <Url/>
-    <Assembly>Microsoft.Office.DocumentManagement, Version=16.0.0.0, Culture=neutral, PublicKeyToken=71e9bce111e9429c</Assembly>
-    <Class>Microsoft.Office.DocumentManagement.Internal.DocIdHandler</Class>
-    <Data/>
-    <Filter/>
-  </Receiver>
-  <Receiver>
-    <Name>Document ID Generator</Name>
-    <Synchronization>Synchronous</Synchronization>
-    <Type>10002</Type>
-    <SequenceNumber>1001</SequenceNumber>
-    <Url/>
-    <Assembly>Microsoft.Office.DocumentManagement, Version=16.0.0.0, Culture=neutral, PublicKeyToken=71e9bce111e9429c</Assembly>
-    <Class>Microsoft.Office.DocumentManagement.Internal.DocIdHandler</Class>
-    <Data/>
-    <Filter/>
-  </Receiver>
-  <Receiver>
-    <Name>Document ID Generator</Name>
-    <Synchronization>Synchronous</Synchronization>
-    <Type>10004</Type>
-    <SequenceNumber>1002</SequenceNumber>
-    <Url/>
-    <Assembly>Microsoft.Office.DocumentManagement, Version=16.0.0.0, Culture=neutral, PublicKeyToken=71e9bce111e9429c</Assembly>
-    <Class>Microsoft.Office.DocumentManagement.Internal.DocIdHandler</Class>
-    <Data/>
-    <Filter/>
-  </Receiver>
-  <Receiver>
-    <Name>Document ID Generator</Name>
-    <Synchronization>Synchronous</Synchronization>
-    <Type>10006</Type>
-    <SequenceNumber>1003</SequenceNumber>
-    <Url/>
-    <Assembly>Microsoft.Office.DocumentManagement, Version=16.0.0.0, Culture=neutral, PublicKeyToken=71e9bce111e9429c</Assembly>
-    <Class>Microsoft.Office.DocumentManagement.Internal.DocIdHandler</Class>
-    <Data/>
-    <Filter/>
-  </Receiver>
-</spe:Receivers>
-</file>
-
 <file path=customXml/itemProps1.xml><?xml version="1.0" encoding="utf-8"?>
-<ds:datastoreItem xmlns:ds="http://schemas.openxmlformats.org/officeDocument/2006/customXml" ds:itemID="{39A5F95C-E55B-42A6-83B5-98EBAB04D242}"/>
-</file>
-
-<file path=customXml/itemProps2.xml><?xml version="1.0" encoding="utf-8"?>
-<ds:datastoreItem xmlns:ds="http://schemas.openxmlformats.org/officeDocument/2006/customXml" ds:itemID="{9FF03BED-B22A-457E-9D93-29C05E5ED820}">
+<ds:datastoreItem xmlns:ds="http://schemas.openxmlformats.org/officeDocument/2006/customXml" ds:itemID="{19812522-1B1E-4E11-AA71-8F69A739335D}">
   <ds:schemaRefs>
-    <ds:schemaRef ds:uri="http://schemas.microsoft.com/office/2006/metadata/properties"/>
-    <ds:schemaRef ds:uri="http://schemas.microsoft.com/office/infopath/2007/PartnerControls"/>
-    <ds:schemaRef ds:uri="http://schemas.microsoft.com/sharepoint/v3"/>
-    <ds:schemaRef ds:uri="52a524da-d615-46c8-8e98-166bc86bfa43"/>
-    <ds:schemaRef ds:uri="4ce4028f-10b2-417c-90ee-3303926341f4"/>
+    <ds:schemaRef ds:uri="http://schemas.microsoft.com/sharepoint/events"/>
   </ds:schemaRefs>
 </ds:datastoreItem>
 </file>
 
-<file path=customXml/itemProps3.xml><?xml version="1.0" encoding="utf-8"?>
+<file path=customXml/itemProps2.xml><?xml version="1.0" encoding="utf-8"?>
 <ds:datastoreItem xmlns:ds="http://schemas.openxmlformats.org/officeDocument/2006/customXml" ds:itemID="{FEC46C0E-FDFD-45B4-9FAB-812E928AFBD6}">
   <ds:schemaRefs>
     <ds:schemaRef ds:uri="http://schemas.microsoft.com/sharepoint/v3/contenttype/forms"/>
@@ -9522,8 +9530,36 @@
 </ds:datastoreItem>
 </file>
 
+<file path=customXml/itemProps3.xml><?xml version="1.0" encoding="utf-8"?>
+<ds:datastoreItem xmlns:ds="http://schemas.openxmlformats.org/officeDocument/2006/customXml" ds:itemID="{9FF03BED-B22A-457E-9D93-29C05E5ED820}">
+  <ds:schemaRefs>
+    <ds:schemaRef ds:uri="http://schemas.microsoft.com/office/2006/metadata/properties"/>
+    <ds:schemaRef ds:uri="http://schemas.microsoft.com/office/infopath/2007/PartnerControls"/>
+    <ds:schemaRef ds:uri="http://schemas.microsoft.com/sharepoint/v3"/>
+    <ds:schemaRef ds:uri="29db925c-0366-464f-b520-8952c3f9517a"/>
+    <ds:schemaRef ds:uri="465e85b0-2dca-4f91-be87-373a28f454a2"/>
+  </ds:schemaRefs>
+</ds:datastoreItem>
+</file>
+
 <file path=customXml/itemProps4.xml><?xml version="1.0" encoding="utf-8"?>
-<ds:datastoreItem xmlns:ds="http://schemas.openxmlformats.org/officeDocument/2006/customXml" ds:itemID="{19812522-1B1E-4E11-AA71-8F69A739335D}"/>
+<ds:datastoreItem xmlns:ds="http://schemas.openxmlformats.org/officeDocument/2006/customXml" ds:itemID="{39A5F95C-E55B-42A6-83B5-98EBAB04D242}">
+  <ds:schemaRefs>
+    <ds:schemaRef ds:uri="http://schemas.microsoft.com/office/2006/metadata/contentType"/>
+    <ds:schemaRef ds:uri="http://schemas.microsoft.com/office/2006/metadata/properties/metaAttributes"/>
+    <ds:schemaRef ds:uri="http://www.w3.org/2001/XMLSchema"/>
+    <ds:schemaRef ds:uri="http://schemas.microsoft.com/office/2006/metadata/properties"/>
+    <ds:schemaRef ds:uri="http://schemas.microsoft.com/sharepoint/v3"/>
+    <ds:schemaRef ds:uri="465e85b0-2dca-4f91-be87-373a28f454a2"/>
+    <ds:schemaRef ds:uri="29db925c-0366-464f-b520-8952c3f9517a"/>
+    <ds:schemaRef ds:uri="http://schemas.microsoft.com/office/2006/documentManagement/types"/>
+    <ds:schemaRef ds:uri="http://schemas.microsoft.com/office/infopath/2007/PartnerControls"/>
+    <ds:schemaRef ds:uri="http://schemas.openxmlformats.org/package/2006/metadata/core-properties"/>
+    <ds:schemaRef ds:uri="http://purl.org/dc/elements/1.1/"/>
+    <ds:schemaRef ds:uri="http://purl.org/dc/terms/"/>
+    <ds:schemaRef ds:uri="http://schemas.microsoft.com/internal/obd"/>
+  </ds:schemaRefs>
+</ds:datastoreItem>
 </file>
 
 <file path=docMetadata/LabelInfo.xml><?xml version="1.0" encoding="utf-8"?>
